--- a/5-人员管理/运行记录类文件/SFKJ-ITSS-0511-2026年度人员管理报告（截止2026年7月）.docx
+++ b/5-人员管理/运行记录类文件/SFKJ-ITSS-0511-2026年度人员管理报告（截止2026年7月）.docx
@@ -5496,8 +5496,8 @@
         <w:snapToGrid w:val="0"/>
         <w:textAlignment w:val="baseline"/>
       </w:pPr>
-      <w:bookmarkStart w:id="4" w:name="heading_6"/>
-      <w:bookmarkStart w:id="5" w:name="_Toc11004"/>
+      <w:bookmarkStart w:id="4" w:name="_Toc11004"/>
+      <w:bookmarkStart w:id="5" w:name="heading_6"/>
       <w:r>
         <w:t>招聘完成情况</w:t>
       </w:r>
@@ -6178,7 +6178,6 @@
         <w:tc>
           <w:tcPr>
             <w:tcW w:w="1692" w:type="dxa"/>
-            <w:vMerge w:val="restart"/>
             <w:tcBorders>
               <w:top w:val="single" w:color="auto" w:sz="4" w:space="0"/>
               <w:left w:val="single" w:color="auto" w:sz="4" w:space="0"/>
@@ -6213,16 +6212,23 @@
               <w:ind w:left="0" w:leftChars="0" w:right="0" w:rightChars="0" w:firstLine="0" w:firstLineChars="0"/>
               <w:jc w:val="center"/>
               <w:textAlignment w:val="baseline"/>
-            </w:pPr>
-            <w:r>
-              <w:t>2</w:t>
+              <w:rPr>
+                <w:rFonts w:hint="eastAsia" w:eastAsia="宋体"/>
+                <w:lang w:eastAsia="zh-CN"/>
+              </w:rPr>
+            </w:pPr>
+            <w:r>
+              <w:rPr>
+                <w:rFonts w:hint="eastAsia"/>
+                <w:lang w:val="en-US" w:eastAsia="zh-CN"/>
+              </w:rPr>
+              <w:t>1</w:t>
             </w:r>
           </w:p>
         </w:tc>
         <w:tc>
           <w:tcPr>
             <w:tcW w:w="1692" w:type="dxa"/>
-            <w:vMerge w:val="restart"/>
             <w:tcBorders>
               <w:top w:val="single" w:color="auto" w:sz="4" w:space="0"/>
               <w:left w:val="single" w:color="auto" w:sz="4" w:space="0"/>
@@ -6274,7 +6280,6 @@
         <w:tc>
           <w:tcPr>
             <w:tcW w:w="965" w:type="dxa"/>
-            <w:vMerge w:val="restart"/>
             <w:tcBorders>
               <w:top w:val="single" w:color="auto" w:sz="4" w:space="0"/>
               <w:left w:val="single" w:color="auto" w:sz="4" w:space="0"/>
@@ -6465,7 +6470,6 @@
         <w:tc>
           <w:tcPr>
             <w:tcW w:w="1692" w:type="dxa"/>
-            <w:vMerge w:val="continue"/>
             <w:tcBorders>
               <w:top w:val="single" w:color="auto" w:sz="4" w:space="0"/>
               <w:left w:val="single" w:color="auto" w:sz="4" w:space="0"/>
@@ -6500,13 +6504,23 @@
               <w:ind w:left="0" w:leftChars="0" w:right="0" w:rightChars="0" w:firstLine="0" w:firstLineChars="0"/>
               <w:jc w:val="center"/>
               <w:textAlignment w:val="baseline"/>
-            </w:pPr>
+              <w:rPr>
+                <w:rFonts w:hint="eastAsia" w:eastAsia="宋体"/>
+                <w:lang w:val="en-US" w:eastAsia="zh-CN"/>
+              </w:rPr>
+            </w:pPr>
+            <w:r>
+              <w:rPr>
+                <w:rFonts w:hint="eastAsia"/>
+                <w:lang w:val="en-US" w:eastAsia="zh-CN"/>
+              </w:rPr>
+              <w:t>1</w:t>
+            </w:r>
           </w:p>
         </w:tc>
         <w:tc>
           <w:tcPr>
             <w:tcW w:w="1692" w:type="dxa"/>
-            <w:vMerge w:val="continue"/>
             <w:tcBorders>
               <w:top w:val="single" w:color="auto" w:sz="4" w:space="0"/>
               <w:left w:val="single" w:color="auto" w:sz="4" w:space="0"/>
@@ -6541,13 +6555,23 @@
               <w:ind w:left="0" w:leftChars="0" w:right="0" w:rightChars="0" w:firstLine="0" w:firstLineChars="0"/>
               <w:jc w:val="center"/>
               <w:textAlignment w:val="baseline"/>
-            </w:pPr>
+              <w:rPr>
+                <w:rFonts w:hint="eastAsia" w:eastAsia="宋体"/>
+                <w:lang w:val="en-US" w:eastAsia="zh-CN"/>
+              </w:rPr>
+            </w:pPr>
+            <w:r>
+              <w:rPr>
+                <w:rFonts w:hint="eastAsia"/>
+                <w:lang w:val="en-US" w:eastAsia="zh-CN"/>
+              </w:rPr>
+              <w:t>-</w:t>
+            </w:r>
           </w:p>
         </w:tc>
         <w:tc>
           <w:tcPr>
             <w:tcW w:w="965" w:type="dxa"/>
-            <w:vMerge w:val="continue"/>
             <w:tcBorders>
               <w:top w:val="single" w:color="auto" w:sz="4" w:space="0"/>
               <w:left w:val="single" w:color="auto" w:sz="4" w:space="0"/>
@@ -6582,7 +6606,18 @@
               <w:ind w:left="0" w:leftChars="0" w:right="0" w:rightChars="0" w:firstLine="0" w:firstLineChars="0"/>
               <w:jc w:val="center"/>
               <w:textAlignment w:val="baseline"/>
-            </w:pPr>
+              <w:rPr>
+                <w:rFonts w:hint="eastAsia" w:eastAsia="宋体"/>
+                <w:lang w:val="en-US" w:eastAsia="zh-CN"/>
+              </w:rPr>
+            </w:pPr>
+            <w:r>
+              <w:rPr>
+                <w:rFonts w:hint="eastAsia"/>
+                <w:lang w:val="en-US" w:eastAsia="zh-CN"/>
+              </w:rPr>
+              <w:t>-</w:t>
+            </w:r>
           </w:p>
         </w:tc>
         <w:tc>
@@ -7724,7 +7759,11 @@
               <w:textAlignment w:val="baseline"/>
             </w:pPr>
             <w:r>
-              <w:t>100%</w:t>
+              <w:rPr>
+                <w:rFonts w:hint="eastAsia"/>
+                <w:lang w:val="en-US" w:eastAsia="zh-CN"/>
+              </w:rPr>
+              <w:t>-</w:t>
             </w:r>
           </w:p>
         </w:tc>
@@ -8197,8 +8236,8 @@
         <w:snapToGrid w:val="0"/>
         <w:textAlignment w:val="baseline"/>
       </w:pPr>
-      <w:bookmarkStart w:id="9" w:name="heading_8"/>
-      <w:bookmarkStart w:id="10" w:name="_Toc1796"/>
+      <w:bookmarkStart w:id="9" w:name="_Toc1796"/>
+      <w:bookmarkStart w:id="10" w:name="heading_8"/>
       <w:r>
         <w:t>存在问题与改进措施</w:t>
       </w:r>
@@ -8281,8 +8320,6 @@
         </w:rPr>
         <w:t>和二</w:t>
       </w:r>
-      <w:bookmarkStart w:id="52" w:name="_GoBack"/>
-      <w:bookmarkEnd w:id="52"/>
       <w:r>
         <w:rPr>
           <w:rFonts w:ascii="Segoe UI" w:hAnsi="Segoe UI" w:eastAsia="Segoe UI" w:cs="Segoe UI"/>
@@ -8316,8 +8353,8 @@
         <w:snapToGrid w:val="0"/>
         <w:textAlignment w:val="baseline"/>
       </w:pPr>
-      <w:bookmarkStart w:id="11" w:name="heading_9"/>
-      <w:bookmarkStart w:id="12" w:name="_Toc980"/>
+      <w:bookmarkStart w:id="11" w:name="_Toc980"/>
+      <w:bookmarkStart w:id="12" w:name="heading_9"/>
       <w:r>
         <w:t>人员储备计划执行情况</w:t>
       </w:r>
@@ -8342,8 +8379,8 @@
         <w:snapToGrid w:val="0"/>
         <w:textAlignment w:val="baseline"/>
       </w:pPr>
-      <w:bookmarkStart w:id="13" w:name="heading_10"/>
-      <w:bookmarkStart w:id="14" w:name="_Toc11185"/>
+      <w:bookmarkStart w:id="13" w:name="_Toc11185"/>
+      <w:bookmarkStart w:id="14" w:name="heading_10"/>
       <w:r>
         <w:t>储备完成情况</w:t>
       </w:r>
@@ -8596,7 +8633,6 @@
             <w:insideH w:val="none" w:color="auto" w:sz="0" w:space="0"/>
             <w:insideV w:val="none" w:color="auto" w:sz="0" w:space="0"/>
           </w:tblBorders>
-          <w:shd w:val="clear" w:color="auto" w:fill="auto"/>
           <w:tblCellMar>
             <w:top w:w="15" w:type="dxa"/>
             <w:left w:w="15" w:type="dxa"/>
@@ -10023,8 +10059,8 @@
         <w:snapToGrid w:val="0"/>
         <w:textAlignment w:val="baseline"/>
       </w:pPr>
-      <w:bookmarkStart w:id="18" w:name="heading_12"/>
-      <w:bookmarkStart w:id="19" w:name="_Toc10227"/>
+      <w:bookmarkStart w:id="18" w:name="_Toc10227"/>
+      <w:bookmarkStart w:id="19" w:name="heading_12"/>
       <w:r>
         <w:t>存在问题与改进措施</w:t>
       </w:r>
@@ -12830,11 +12866,11 @@
             </w:pPr>
             <w:r>
               <w:rPr>
-                <w:rFonts w:hint="eastAsia"/>
+                <w:rFonts w:hint="eastAsia" w:ascii="Arial" w:eastAsia="宋体"/>
                 <w:sz w:val="24"/>
                 <w:lang w:val="en-US" w:eastAsia="zh-CN"/>
               </w:rPr>
-              <w:t>未开始</w:t>
+              <w:t>已完成</w:t>
             </w:r>
           </w:p>
         </w:tc>
@@ -14277,8 +14313,8 @@
         <w:snapToGrid w:val="0"/>
         <w:textAlignment w:val="baseline"/>
       </w:pPr>
-      <w:bookmarkStart w:id="25" w:name="heading_15"/>
-      <w:bookmarkStart w:id="26" w:name="_Toc7574"/>
+      <w:bookmarkStart w:id="25" w:name="_Toc7574"/>
+      <w:bookmarkStart w:id="26" w:name="heading_15"/>
       <w:r>
         <w:t>培训预算执行情况</w:t>
       </w:r>
@@ -16191,61 +16227,7 @@
           <w:rFonts w:hint="eastAsia"/>
           <w:lang w:val="en-US" w:eastAsia="zh-CN"/>
         </w:rPr>
-        <w:t>培训费用使用</w:t>
-      </w:r>
-      <w:r>
-        <w:rPr>
-          <w:rFonts w:ascii="Arial" w:hAnsi="Arial" w:eastAsia="等线" w:cs="Arial"/>
-          <w:b/>
-          <w:sz w:val="21"/>
-          <w:szCs w:val="21"/>
-        </w:rPr>
-        <w:t>1</w:t>
-      </w:r>
-      <w:r>
-        <w:rPr>
-          <w:rFonts w:hint="eastAsia" w:eastAsia="等线" w:cs="Arial"/>
-          <w:b/>
-          <w:sz w:val="21"/>
-          <w:szCs w:val="21"/>
-          <w:lang w:val="en-US" w:eastAsia="zh-CN"/>
-        </w:rPr>
-        <w:t>6</w:t>
-      </w:r>
-      <w:r>
-        <w:rPr>
-          <w:rFonts w:ascii="Arial" w:hAnsi="Arial" w:eastAsia="等线" w:cs="Arial"/>
-          <w:b/>
-          <w:sz w:val="21"/>
-          <w:szCs w:val="21"/>
-        </w:rPr>
-        <w:t>,</w:t>
-      </w:r>
-      <w:r>
-        <w:rPr>
-          <w:rFonts w:hint="eastAsia" w:eastAsia="等线" w:cs="Arial"/>
-          <w:b/>
-          <w:sz w:val="21"/>
-          <w:szCs w:val="21"/>
-          <w:lang w:val="en-US" w:eastAsia="zh-CN"/>
-        </w:rPr>
-        <w:t>3</w:t>
-      </w:r>
-      <w:r>
-        <w:rPr>
-          <w:rFonts w:ascii="Arial" w:hAnsi="Arial" w:eastAsia="等线" w:cs="Arial"/>
-          <w:b/>
-          <w:sz w:val="21"/>
-          <w:szCs w:val="21"/>
-        </w:rPr>
-        <w:t>00</w:t>
-      </w:r>
-      <w:r>
-        <w:rPr>
-          <w:rFonts w:hint="eastAsia"/>
-          <w:lang w:val="en-US" w:eastAsia="zh-CN"/>
-        </w:rPr>
-        <w:t>元，剩余费用将继续用于下一阶段人员管理计划。</w:t>
+        <w:t>培训费用使用16,300元，剩余费用将继续用于下一阶段人员管理计划。</w:t>
       </w:r>
     </w:p>
     <w:p>
@@ -16266,8 +16248,8 @@
         <w:snapToGrid w:val="0"/>
         <w:textAlignment w:val="baseline"/>
       </w:pPr>
-      <w:bookmarkStart w:id="28" w:name="heading_16"/>
-      <w:bookmarkStart w:id="29" w:name="_Toc15953"/>
+      <w:bookmarkStart w:id="28" w:name="_Toc15953"/>
+      <w:bookmarkStart w:id="29" w:name="heading_16"/>
       <w:r>
         <w:t>培训效果评估</w:t>
       </w:r>
@@ -19236,6 +19218,7 @@
             <w:insideH w:val="none" w:color="auto" w:sz="0" w:space="0"/>
             <w:insideV w:val="none" w:color="auto" w:sz="0" w:space="0"/>
           </w:tblBorders>
+          <w:shd w:val="clear" w:color="auto" w:fill="FFFFFF"/>
           <w:tblCellMar>
             <w:top w:w="15" w:type="dxa"/>
             <w:left w:w="15" w:type="dxa"/>
@@ -20961,7 +20944,6 @@
             <w:insideH w:val="none" w:color="auto" w:sz="0" w:space="0"/>
             <w:insideV w:val="none" w:color="auto" w:sz="0" w:space="0"/>
           </w:tblBorders>
-          <w:shd w:val="clear" w:color="auto" w:fill="auto"/>
           <w:tblCellMar>
             <w:top w:w="15" w:type="dxa"/>
             <w:left w:w="15" w:type="dxa"/>
@@ -21093,7 +21075,39 @@
                 <w:szCs w:val="22"/>
                 <w:lang w:val="en-US" w:eastAsia="zh-CN"/>
               </w:rPr>
-              <w:t>20%</w:t>
+              <w:t>2</w:t>
+            </w:r>
+            <w:r>
+              <w:rPr>
+                <w:rFonts w:hint="eastAsia" w:ascii="Segoe UI" w:hAnsi="Segoe UI" w:eastAsia="Segoe UI" w:cs="Segoe UI"/>
+                <w:i w:val="0"/>
+                <w:iCs w:val="0"/>
+                <w:caps w:val="0"/>
+                <w:snapToGrid w:val="0"/>
+                <w:color w:val="000000"/>
+                <w:spacing w:val="0"/>
+                <w:kern w:val="0"/>
+                <w:sz w:val="22"/>
+                <w:szCs w:val="22"/>
+                <w:lang w:val="en-US" w:eastAsia="zh-CN"/>
+              </w:rPr>
+              <w:t>5</w:t>
+            </w:r>
+            <w:r>
+              <w:rPr>
+                <w:rFonts w:hint="default" w:ascii="Segoe UI" w:hAnsi="Segoe UI" w:eastAsia="Segoe UI" w:cs="Segoe UI"/>
+                <w:i w:val="0"/>
+                <w:iCs w:val="0"/>
+                <w:caps w:val="0"/>
+                <w:snapToGrid w:val="0"/>
+                <w:color w:val="000000"/>
+                <w:spacing w:val="0"/>
+                <w:kern w:val="0"/>
+                <w:sz w:val="22"/>
+                <w:szCs w:val="22"/>
+                <w:lang w:val="en-US" w:eastAsia="zh-CN"/>
+              </w:rPr>
+              <w:t>%</w:t>
             </w:r>
           </w:p>
         </w:tc>
@@ -21160,7 +21174,39 @@
                 <w:szCs w:val="22"/>
                 <w:lang w:val="en-US" w:eastAsia="zh-CN"/>
               </w:rPr>
-              <w:t>20%</w:t>
+              <w:t>2</w:t>
+            </w:r>
+            <w:r>
+              <w:rPr>
+                <w:rFonts w:hint="eastAsia" w:ascii="Segoe UI" w:hAnsi="Segoe UI" w:eastAsia="Segoe UI" w:cs="Segoe UI"/>
+                <w:i w:val="0"/>
+                <w:iCs w:val="0"/>
+                <w:caps w:val="0"/>
+                <w:snapToGrid w:val="0"/>
+                <w:color w:val="000000"/>
+                <w:spacing w:val="0"/>
+                <w:kern w:val="0"/>
+                <w:sz w:val="22"/>
+                <w:szCs w:val="22"/>
+                <w:lang w:val="en-US" w:eastAsia="zh-CN"/>
+              </w:rPr>
+              <w:t>5</w:t>
+            </w:r>
+            <w:r>
+              <w:rPr>
+                <w:rFonts w:hint="default" w:ascii="Segoe UI" w:hAnsi="Segoe UI" w:eastAsia="Segoe UI" w:cs="Segoe UI"/>
+                <w:i w:val="0"/>
+                <w:iCs w:val="0"/>
+                <w:caps w:val="0"/>
+                <w:snapToGrid w:val="0"/>
+                <w:color w:val="000000"/>
+                <w:spacing w:val="0"/>
+                <w:kern w:val="0"/>
+                <w:sz w:val="22"/>
+                <w:szCs w:val="22"/>
+                <w:lang w:val="en-US" w:eastAsia="zh-CN"/>
+              </w:rPr>
+              <w:t>%</w:t>
             </w:r>
           </w:p>
         </w:tc>
@@ -21242,7 +21288,6 @@
             <w:insideH w:val="none" w:color="auto" w:sz="0" w:space="0"/>
             <w:insideV w:val="none" w:color="auto" w:sz="0" w:space="0"/>
           </w:tblBorders>
-          <w:shd w:val="clear" w:color="auto" w:fill="auto"/>
           <w:tblCellMar>
             <w:top w:w="15" w:type="dxa"/>
             <w:left w:w="15" w:type="dxa"/>
@@ -21390,7 +21435,7 @@
                 <w:szCs w:val="22"/>
                 <w:lang w:val="en-US" w:eastAsia="zh-CN"/>
               </w:rPr>
-              <w:t>8</w:t>
+              <w:t>75</w:t>
             </w:r>
             <w:r>
               <w:rPr>
@@ -21406,7 +21451,7 @@
                 <w:szCs w:val="22"/>
                 <w:lang w:val="en-US" w:eastAsia="zh-CN"/>
               </w:rPr>
-              <w:t>0%</w:t>
+              <w:t>%</w:t>
             </w:r>
           </w:p>
         </w:tc>
@@ -21473,8 +21518,10 @@
                 <w:szCs w:val="22"/>
                 <w:lang w:val="en-US" w:eastAsia="zh-CN"/>
               </w:rPr>
-              <w:t>8</w:t>
-            </w:r>
+              <w:t>75</w:t>
+            </w:r>
+            <w:bookmarkStart w:id="52" w:name="_GoBack"/>
+            <w:bookmarkEnd w:id="52"/>
             <w:r>
               <w:rPr>
                 <w:rFonts w:hint="default" w:ascii="Segoe UI" w:hAnsi="Segoe UI" w:eastAsia="Segoe UI" w:cs="Segoe UI"/>
@@ -21489,7 +21536,7 @@
                 <w:szCs w:val="22"/>
                 <w:lang w:val="en-US" w:eastAsia="zh-CN"/>
               </w:rPr>
-              <w:t>0%</w:t>
+              <w:t>%</w:t>
             </w:r>
           </w:p>
         </w:tc>
@@ -21571,7 +21618,6 @@
             <w:insideH w:val="none" w:color="auto" w:sz="0" w:space="0"/>
             <w:insideV w:val="none" w:color="auto" w:sz="0" w:space="0"/>
           </w:tblBorders>
-          <w:shd w:val="clear" w:color="auto" w:fill="auto"/>
           <w:tblCellMar>
             <w:top w:w="15" w:type="dxa"/>
             <w:left w:w="15" w:type="dxa"/>
@@ -22544,6 +22590,7 @@
             <w:insideH w:val="none" w:color="auto" w:sz="0" w:space="0"/>
             <w:insideV w:val="none" w:color="auto" w:sz="0" w:space="0"/>
           </w:tblBorders>
+          <w:shd w:val="clear" w:color="auto" w:fill="auto"/>
           <w:tblCellMar>
             <w:top w:w="15" w:type="dxa"/>
             <w:left w:w="15" w:type="dxa"/>
@@ -22970,6 +23017,7 @@
             <w:insideH w:val="none" w:color="auto" w:sz="0" w:space="0"/>
             <w:insideV w:val="none" w:color="auto" w:sz="0" w:space="0"/>
           </w:tblBorders>
+          <w:shd w:val="clear" w:color="auto" w:fill="auto"/>
           <w:tblCellMar>
             <w:top w:w="15" w:type="dxa"/>
             <w:left w:w="15" w:type="dxa"/>
@@ -23394,6 +23442,7 @@
             <w:insideH w:val="none" w:color="auto" w:sz="0" w:space="0"/>
             <w:insideV w:val="none" w:color="auto" w:sz="0" w:space="0"/>
           </w:tblBorders>
+          <w:shd w:val="clear" w:color="auto" w:fill="auto"/>
           <w:tblCellMar>
             <w:top w:w="15" w:type="dxa"/>
             <w:left w:w="15" w:type="dxa"/>
@@ -24857,6 +24906,7 @@
             <w:insideH w:val="none" w:color="auto" w:sz="0" w:space="0"/>
             <w:insideV w:val="none" w:color="auto" w:sz="0" w:space="0"/>
           </w:tblBorders>
+          <w:shd w:val="clear" w:color="auto" w:fill="auto"/>
           <w:tblCellMar>
             <w:top w:w="15" w:type="dxa"/>
             <w:left w:w="15" w:type="dxa"/>
